--- a/Clinical Pathophysiology I Exam 1/cp-exam-1-cram-sheet.docx
+++ b/Clinical Pathophysiology I Exam 1/cp-exam-1-cram-sheet.docx
@@ -424,7 +424,7 @@
                 <w:i w:val="0"/>
                 <w:sz w:val="18"/>
               </w:rPr>
-              <w:t>Increased blood flow → increased permeability → migration of neutrophils → chemotaxis → leucocyte recruitment and activation.</w:t>
+              <w:t>Increased blood flow → increased permeability → migration of neutrophils → chemotaxis → leukocyte recruitment and activation.</w:t>
             </w:r>
           </w:p>
         </w:tc>
@@ -1956,7 +1956,7 @@
                 <w:i w:val="0"/>
                 <w:sz w:val="18"/>
               </w:rPr>
-              <w:t>Matures in Thymus; carries T cell receptors. Helper = activate/regulate T and B. CD8+ cytotoxic and NK = virus-infected and tumour cells. Regulatory = restore normal function, prevent autoimmunity.</w:t>
+              <w:t>Matures in Thymus; carries T cell receptors. Helper = activate/regulate T and B. CD8+ cytotoxic and NK = virus-infected and tumor cells. Regulatory = restore normal function, prevent autoimmunity.</w:t>
             </w:r>
           </w:p>
         </w:tc>
@@ -2200,7 +2200,7 @@
                 <w:i w:val="0"/>
                 <w:sz w:val="18"/>
               </w:rPr>
-              <w:t>Vasoconstriction → vasodilation → increased vascular permeability → haemoconcentration and stasis.</w:t>
+              <w:t>Vasoconstriction → vasodilation → increased vascular permeability → hemoconcentration and stasis.</w:t>
             </w:r>
           </w:p>
         </w:tc>
@@ -2844,7 +2844,7 @@
                 <w:i w:val="0"/>
                 <w:sz w:val="18"/>
               </w:rPr>
-              <w:t>Protein adhering to foreign material, making it easier for immune cells to recognise and attach.</w:t>
+              <w:t>Protein adhering to foreign material, making it easier for immune cells to recognize and attach.</w:t>
             </w:r>
           </w:p>
         </w:tc>
@@ -3338,7 +3338,7 @@
                 <w:i w:val="0"/>
                 <w:sz w:val="18"/>
               </w:rPr>
-              <w:t>Eccrine: onto the surface, water and electrolytes, cooling. Apocrine: axilla/anogenital, protein and lipids, scent — odour comes from bacterial degradation.</w:t>
+              <w:t>Eccrine: onto the surface, water and electrolytes, cooling. Apocrine: axilla/anogenital, protein and lipids, scent — odor comes from bacterial degradation.</w:t>
             </w:r>
           </w:p>
         </w:tc>
@@ -4670,7 +4670,7 @@
                 <w:i w:val="0"/>
                 <w:sz w:val="18"/>
               </w:rPr>
-              <w:t>Autoimmune; cells multiply up to 10× faster. T cells → keratinocyte proliferation + tumour necrosis factor alpha, interferon gamma, interleukin-12. Epidermal hyperplasia, LOSS OF STRATUM GRANULOSUM, no lipid secretion (xeroderma).</w:t>
+              <w:t>Autoimmune; cells multiply up to 10× faster. T cells → keratinocyte proliferation + tumor necrosis factor alpha, interferon gamma, interleukin-12. Epidermal hyperplasia, LOSS OF STRATUM GRANULOSUM, no lipid secretion (xeroderma).</w:t>
             </w:r>
           </w:p>
         </w:tc>
@@ -4697,7 +4697,7 @@
                 <w:i w:val="0"/>
                 <w:sz w:val="18"/>
               </w:rPr>
-              <w:t>Seborrhoeic keratosis vs actinic keratosis</w:t>
+              <w:t>Seborrheic keratosis vs actinic keratosis</w:t>
             </w:r>
           </w:p>
         </w:tc>
@@ -5164,7 +5164,7 @@
                 <w:i w:val="0"/>
                 <w:sz w:val="18"/>
               </w:rPr>
-              <w:t>Leukonychia = incomplete keratinization (± heavy metals) · koilonychia = impaired keratin synthesis, deficiency anaemia · Beau's lines = HALT of keratin production · Terry's = connective tissue overgrowth · clubbing = increased capillary density via vascular endothelial growth factor.</w:t>
+              <w:t>Leukonychia = incomplete keratinization (± heavy metals) · koilonychia = impaired keratin synthesis, deficiency anemia · Beau's lines = HALT of keratin production · Terry's = connective tissue overgrowth · clubbing = increased capillary density via vascular endothelial growth factor.</w:t>
             </w:r>
           </w:p>
         </w:tc>
@@ -6129,7 +6129,7 @@
                 <w:i w:val="0"/>
                 <w:sz w:val="18"/>
               </w:rPr>
-              <w:t>Stem cell kinetics — why tumours outgrow tissue</w:t>
+              <w:t>Stem cell kinetics — why tumors outgrow tissue</w:t>
             </w:r>
           </w:p>
         </w:tc>
@@ -6273,7 +6273,7 @@
                 <w:i w:val="0"/>
                 <w:sz w:val="18"/>
               </w:rPr>
-              <w:t>Haematogenous spread</w:t>
+              <w:t>Hematogenous spread</w:t>
             </w:r>
           </w:p>
         </w:tc>
@@ -6346,7 +6346,7 @@
                 <w:i w:val="0"/>
                 <w:sz w:val="18"/>
               </w:rPr>
-              <w:t>Cancer spreads into lymphatic vessels AT THE TUMOUR MARGIN and follows the NATURAL ROUTE OF LYMPHATIC DRAINAGE. That predictability is what makes nodal staging meaningful.</w:t>
+              <w:t>Cancer spreads into lymphatic vessels AT THE TUMOR MARGIN and follows the NATURAL ROUTE OF LYMPHATIC DRAINAGE. That predictability is what makes nodal staging meaningful.</w:t>
             </w:r>
           </w:p>
         </w:tc>
@@ -6396,7 +6396,7 @@
                 <w:i w:val="0"/>
                 <w:sz w:val="18"/>
               </w:rPr>
-              <w:t>Invasion of tumour THROUGH AN ORGAN SURFACE into a cavity. PERICARDIAL, PLEURAL, PERITONEAL cavities; JOINT cavities; SUBARACHNOID space. MOST COMMONLY THE PERITONEAL CAVITY. A cavity is defined by the membrane covering the organs plus the membrane covering the cavity wall.</w:t>
+              <w:t>Invasion of tumor THROUGH AN ORGAN SURFACE into a cavity. PERICARDIAL, PLEURAL, PERITONEAL cavities; JOINT cavities; SUBARACHNOID space. MOST COMMONLY THE PERITONEAL CAVITY. A cavity is defined by the membrane covering the organs plus the membrane covering the cavity wall.</w:t>
             </w:r>
           </w:p>
         </w:tc>
@@ -6446,7 +6446,7 @@
                 <w:i w:val="0"/>
                 <w:sz w:val="18"/>
               </w:rPr>
-              <w:t>Determined by: PATTERN OF VENOUS BLOOD FLOW · SPECIFIC RECEPTORS on tumour and endothelial cells · METASTATIC 'FITNESS' IS GENETICALLY DETERMINED.</w:t>
+              <w:t>Determined by: PATTERN OF VENOUS BLOOD FLOW · SPECIFIC RECEPTORS on tumor and endothelial cells · METASTATIC 'FITNESS' IS GENETICALLY DETERMINED.</w:t>
             </w:r>
           </w:p>
         </w:tc>
@@ -6596,7 +6596,7 @@
                 <w:i w:val="0"/>
                 <w:sz w:val="18"/>
               </w:rPr>
-              <w:t>ADENOMA = benign epithelial tumour with a GLANDULAR pattern or from a gland; sometimes SECRETES the hormone of its gland of origin. PAPILLOMA = visible FINGER-LIKE or WARTY projections from an epithelial surface.</w:t>
+              <w:t>ADENOMA = benign epithelial tumor with a GLANDULAR pattern or from a gland; sometimes SECRETES the hormone of its gland of origin. PAPILLOMA = visible FINGER-LIKE or WARTY projections from an epithelial surface.</w:t>
             </w:r>
           </w:p>
         </w:tc>
@@ -6840,7 +6840,7 @@
                 <w:i w:val="0"/>
                 <w:sz w:val="18"/>
               </w:rPr>
-              <w:t>(1) PROTOONCOGENES — promote REGULATED growth (growth factors, their receptors, nuclear regulatory proteins, signal transduction proteins); mutation → ONCOGENES → ONCOPROTEINS → UNCONTROLLED growth. (2) TUMOUR SUPPRESSOR GENES — INHIBIT growth; NF-1, NF-2, RB, APC. (3) DNA REPAIR GENES — BRCA-1, BRCA-2. (4) APOPTOSIS GENES — make damaged cells self destruct, PREVENTING damage becoming permanent in dividing cells.</w:t>
+              <w:t>(1) PROTOONCOGENES — promote REGULATED growth (growth factors, their receptors, nuclear regulatory proteins, signal transduction proteins); mutation → ONCOGENES → ONCOPROTEINS → UNCONTROLLED growth. (2) TUMOR SUPPRESSOR GENES — INHIBIT growth; NF-1, NF-2, RB, APC. (3) DNA REPAIR GENES — BRCA-1, BRCA-2. (4) APOPTOSIS GENES — make damaged cells self destruct, PREVENTING damage becoming permanent in dividing cells.</w:t>
             </w:r>
           </w:p>
         </w:tc>
@@ -6940,7 +6940,7 @@
                 <w:i w:val="0"/>
                 <w:sz w:val="18"/>
               </w:rPr>
-              <w:t>POLYCYCLIC AROMATIC HYDROCARBONS — from COMBUSTION OF TOBACCO — bladder and lung cancer; among the MOST POWERFUL CARCINOGENS KNOWN. AROMATIC AMINES — classically emphasised in OCCUPATIONAL BLADDER CANCER.</w:t>
+              <w:t>POLYCYCLIC AROMATIC HYDROCARBONS — from COMBUSTION OF TOBACCO — bladder and lung cancer; among the MOST POWERFUL CARCINOGENS KNOWN. AROMATIC AMINES — classically emphasized in OCCUPATIONAL BLADDER CANCER.</w:t>
             </w:r>
           </w:p>
         </w:tc>
@@ -7090,7 +7090,7 @@
                 <w:i w:val="0"/>
                 <w:sz w:val="18"/>
               </w:rPr>
-              <w:t>HEPATOCELLULAR CARCINOMA. Chronic infection and injury → CONTINUOUS REGENERATIVE ATTEMPTS → cells at risk of mutation. ALSO encodes a protein that BINDS p53. Emphasises: CHRONIC INFLAMMATION · REGENERATIVE HYPERPLASIA · GENOMIC INSTABILITY.</w:t>
+              <w:t>HEPATOCELLULAR CARCINOMA. Chronic infection and injury → CONTINUOUS REGENERATIVE ATTEMPTS → cells at risk of mutation. ALSO encodes a protein that BINDS p53. Emphasizes: CHRONIC INFLAMMATION · REGENERATIVE HYPERPLASIA · GENOMIC INSTABILITY.</w:t>
             </w:r>
           </w:p>
         </w:tc>
@@ -7267,7 +7267,7 @@
                 <w:i w:val="0"/>
                 <w:sz w:val="18"/>
               </w:rPr>
-              <w:t>Heredity — tumour suppressors</w:t>
+              <w:t>Heredity — tumor suppressors</w:t>
             </w:r>
           </w:p>
         </w:tc>
@@ -7290,7 +7290,7 @@
                 <w:i w:val="0"/>
                 <w:sz w:val="18"/>
               </w:rPr>
-              <w:t>Rb protein → RETINOBLASTOMA (rare childhood eye tumour) AND OSTEOSARCOMA. NF-1 and NF-2 → NEUROFIBROMATOSIS types 1 and 2, central and peripheral nervous system tumours. p16 (INK4a) → MALIGNANT MELANOMA. APC → FAMILIAL ADENOMATOSIS POLYPOSIS: 500–2500 premalignant adenomatous polyps in the TEENS AND TWENTIES, COLON CANCER BY AGE 50.</w:t>
+              <w:t>Rb protein → RETINOBLASTOMA (rare childhood eye tumor) AND OSTEOSARCOMA. NF-1 and NF-2 → NEUROFIBROMATOSIS types 1 and 2, central and peripheral nervous system tumors. p16 (INK4a) → MALIGNANT MELANOMA. APC → FAMILIAL ADENOMATOSIS POLYPOSIS: 500–2500 premalignant adenomatous polyps in the TEENS AND TWENTIES, COLON CANCER BY AGE 50.</w:t>
             </w:r>
           </w:p>
         </w:tc>
@@ -7928,7 +7928,7 @@
                 <w:i w:val="0"/>
                 <w:sz w:val="18"/>
               </w:rPr>
-              <w:t>CHRONIC GERD. The lower oesophagus is SQUAMOUS and cannot resist acid → metaplasia to COLUMNAR = BARRETT'S OESOPHAGUS → increased risk of oesophageal carcinoma. His corollary: in oesophageal carcinoma, SQUAMOUS cells on the sample = a PRIMARY cancer; COLUMNAR cells = SECONDARY TO REFLUX.</w:t>
+              <w:t>CHRONIC GERD. The lower esophagus is SQUAMOUS and cannot resist acid → metaplasia to COLUMNAR = BARRETT'S ESOPHAGUS → increased risk of esophageal carcinoma. His corollary: in esophageal carcinoma, SQUAMOUS cells on the sample = a PRIMARY cancer; COLUMNAR cells = SECONDARY TO REFLUX.</w:t>
             </w:r>
           </w:p>
         </w:tc>
@@ -8028,7 +8028,7 @@
                 <w:i w:val="0"/>
                 <w:sz w:val="18"/>
               </w:rPr>
-              <w:t>WEIGHT TRAINING. Striated muscle cells DO NOT DIVIDE. Protein + resistance → more ACTIN AND MYOSIN → each FIBRE gets bigger → the organ gets bigger. BIGGER FIBRES, NOT MORE FIBRES — that is the whole distinction from hyperplasia.</w:t>
+              <w:t>WEIGHT TRAINING. Striated muscle cells DO NOT DIVIDE. Protein + resistance → more ACTIN AND MYOSIN → each FIBER gets bigger → the organ gets bigger. BIGGER FIBERS, NOT MORE FIBERS — that is the whole distinction from hyperplasia.</w:t>
             </w:r>
           </w:p>
         </w:tc>
@@ -8128,7 +8128,7 @@
                 <w:i w:val="0"/>
                 <w:sz w:val="18"/>
               </w:rPr>
-              <w:t>“As the degree of differentiation goes from well to anaplasia, THE TUMOUR BECOMES MORE AGGRESSIVE.” The deck gives grading as a scale of resemblance and stops. He attaches the prognosis. Also: ANAPLASIA = ATYPIA, and differentiation is always judged against THE PARENT CELL.</w:t>
+              <w:t>“As the degree of differentiation goes from well to anaplasia, THE TUMOR BECOMES MORE AGGRESSIVE.” The deck gives grading as a scale of resemblance and stops. He attaches the prognosis. Also: ANAPLASIA = ATYPIA, and differentiation is always judged against THE PARENT CELL.</w:t>
             </w:r>
           </w:p>
         </w:tc>
@@ -8178,7 +8178,7 @@
                 <w:i w:val="0"/>
                 <w:sz w:val="18"/>
               </w:rPr>
-              <w:t>THE PATHOLOGIST — “the only one that can diagnose cancer”. Said twice. Grading is a histological judgement made on tissue.</w:t>
+              <w:t>THE PATHOLOGIST — “the only one that can diagnose cancer”. Said twice. Grading is a histological judgment made on tissue.</w:t>
             </w:r>
           </w:p>
         </w:tc>
@@ -8328,7 +8328,7 @@
                 <w:i w:val="0"/>
                 <w:sz w:val="18"/>
               </w:rPr>
-              <w:t>-OMA = tumour (plural CARCINOMATA, not carcinomas). ADENO- = glandular. LEIO- = smooth muscle (leiomyosarcoma). RHABDO- = skeletal muscle (rhabdomyosarcoma). Full nomenclature comes later in the course.</w:t>
+              <w:t>-OMA = tumor (plural CARCINOMATA, not carcinomas). ADENO- = glandular. LEIO- = smooth muscle (leiomyosarcoma). RHABDO- = skeletal muscle (rhabdomyosarcoma). Full nomenclature comes later in the course.</w:t>
             </w:r>
           </w:p>
         </w:tc>
@@ -8622,7 +8622,7 @@
                 <w:i w:val="0"/>
                 <w:sz w:val="18"/>
               </w:rPr>
-              <w:t>KNOW A, B, C: optic NERVE, optic CHIASM, optic TRACT. D (optic radiation) and E (occipital cortex) he DEFERRED TO NEUROLOGY — “you can know that if you want.” He also said “MEMORISE THIS: optic nerve, optic chiasm, optic tract.”</w:t>
+              <w:t>KNOW A, B, C: optic NERVE, optic CHIASM, optic TRACT. D (optic radiation) and E (occipital cortex) he DEFERRED TO NEUROLOGY — “you can know that if you want.” He also said “MEMORIZE THIS: optic nerve, optic chiasm, optic tract.”</w:t>
             </w:r>
           </w:p>
         </w:tc>
@@ -9016,7 +9016,7 @@
                 <w:i w:val="0"/>
                 <w:sz w:val="18"/>
               </w:rPr>
-              <w:t>IMAGE FORMATION (cornea + lens onto retina) · PHOTORECEPTOR EXCITATION (photons → HYPERPOLARISING potentials) · NEURAL TRANSMISSION (optic nerve → occipital cortex).</w:t>
+              <w:t>IMAGE FORMATION (cornea + lens onto retina) · PHOTORECEPTOR EXCITATION (photons → HYPERPOLARIZING potentials) · NEURAL TRANSMISSION (optic nerve → occipital cortex).</w:t>
             </w:r>
           </w:p>
         </w:tc>
@@ -9066,7 +9066,7 @@
                 <w:i w:val="0"/>
                 <w:sz w:val="18"/>
               </w:rPr>
-              <w:t>RODS ~120 MILLION — dim light, PERIPHERAL retina. CONES ~6 MILLION — colour + sharp acuity, concentrated in the FOVEA CENTRALIS within the macula.</w:t>
+              <w:t>RODS ~120 MILLION — dim light, PERIPHERAL retina. CONES ~6 MILLION — color + sharp acuity, concentrated in the FOVEA CENTRALIS within the macula.</w:t>
             </w:r>
           </w:p>
         </w:tc>
@@ -9954,7 +9954,7 @@
                 <w:i w:val="0"/>
                 <w:sz w:val="18"/>
               </w:rPr>
-              <w:t>GRADUAL, PAINLESS, BILATERAL blurring · GLARE AROUND HEADLIGHTS AT NIGHT · MONOCULAR DIPLOPIA · altered colour. EXAM: LOSS OF THE RED REFLEX, leukocoria if severe. Usually PERIPHERAL in the lens; NUCLEAR is often post-TRAUMATIC.</w:t>
+              <w:t>GRADUAL, PAINLESS, BILATERAL blurring · GLARE AROUND HEADLIGHTS AT NIGHT · MONOCULAR DIPLOPIA · altered color. EXAM: LOSS OF THE RED REFLEX, leukocoria if severe. Usually PERIPHERAL in the lens; NUCLEAR is often post-TRAUMATIC.</w:t>
             </w:r>
           </w:p>
         </w:tc>
@@ -10548,7 +10548,7 @@
                 <w:i w:val="0"/>
                 <w:sz w:val="18"/>
               </w:rPr>
-              <w:t>HYPOXIA + INFLAMMATION → CHOROIDAL NEOVASCULARISATION beneath the RPE into the subretinal space. Leak → RAPID central loss, DISCIFORM SCARRING, detachment. ~90% OF SEVERE AMD BLINDNESS.</w:t>
+              <w:t>HYPOXIA + INFLAMMATION → CHOROIDAL NEOVASCULARIZATION beneath the RPE into the subretinal space. Leak → RAPID central loss, DISCIFORM SCARRING, detachment. ~90% OF SEVERE AMD BLINDNESS.</w:t>
             </w:r>
           </w:p>
         </w:tc>
@@ -10698,7 +10698,7 @@
                 <w:i w:val="0"/>
                 <w:sz w:val="18"/>
               </w:rPr>
-              <w:t>CHRONIC HYPERGLYCAEMIA damages capillaries + endothelial basement membranes → OCCLUSION + HYPOXIA. NON-PROLIFERATIVE: dilated veins, MICROANEURYSMS, dot/blot haemorrhages, HARD EXUDATES (lipid, OUTER PLEXIFORM layer), COTTON-WOOL SPOTS (NERVE FIBRE layer ischaemia), macular oedema. PROLIFERATIVE: ischaemia → VEGF → NEOVASCULARISATION → vitreous haemorrhage, traction, detachment.</w:t>
+              <w:t>CHRONIC HYPERGLYCEMIA damages capillaries + endothelial basement membranes → OCCLUSION + HYPOXIA. NON-PROLIFERATIVE: dilated veins, MICROANEURYSMS, dot/blot hemorrhages, HARD EXUDATES (lipid, OUTER PLEXIFORM layer), COTTON-WOOL SPOTS (NERVE FIBER layer ischemia), macular edema. PROLIFERATIVE: ischemia → VEGF → NEOVASCULARIZATION → vitreous hemorrhage, traction, detachment.</w:t>
             </w:r>
           </w:p>
         </w:tc>
@@ -10842,7 +10842,7 @@
                 <w:i w:val="0"/>
                 <w:sz w:val="18"/>
               </w:rPr>
-              <w:t>NASAL retinal fibres — which carry the TEMPORAL visual fields — CROSS at the chiasm. TEMPORAL retinal fibres stay IPSILATERAL.</w:t>
+              <w:t>NASAL retinal fibers — which carry the TEMPORAL visual fields — CROSS at the chiasm. TEMPORAL retinal fibers stay IPSILATERAL.</w:t>
             </w:r>
           </w:p>
         </w:tc>
@@ -10942,7 +10942,7 @@
                 <w:i w:val="0"/>
                 <w:sz w:val="18"/>
               </w:rPr>
-              <w:t>MONOCULAR BLINDNESS. Causes: trauma, optic neuritis, ischaemic optic neuropathy.</w:t>
+              <w:t>MONOCULAR BLINDNESS. Causes: trauma, optic neuritis, ischemic optic neuropathy.</w:t>
             </w:r>
           </w:p>
         </w:tc>
@@ -10969,7 +10969,7 @@
                 <w:i w:val="0"/>
                 <w:sz w:val="18"/>
               </w:rPr>
-              <w:t>B — OPTIC CHIASM (centre)</w:t>
+              <w:t>B — OPTIC CHIASM (center)</w:t>
             </w:r>
           </w:p>
         </w:tc>
@@ -10992,7 +10992,7 @@
                 <w:i w:val="0"/>
                 <w:sz w:val="18"/>
               </w:rPr>
-              <w:t>BITEMPORAL HEMIANOPSIA — only the crossing NASAL fibres are cut, and they carry the TEMPORAL fields. Commonest cause: PITUITARY ADENOMA.</w:t>
+              <w:t>BITEMPORAL HEMIANOPSIA — only the crossing NASAL fibers are cut, and they carry the TEMPORAL fields. Commonest cause: PITUITARY ADENOMA.</w:t>
             </w:r>
           </w:p>
         </w:tc>
@@ -11042,7 +11042,7 @@
                 <w:i w:val="0"/>
                 <w:sz w:val="18"/>
               </w:rPr>
-              <w:t>CONTRALATERAL HOMONYMOUS HEMIANOPSIA. Stroke, tumour, demyelination.</w:t>
+              <w:t>CONTRALATERAL HOMONYMOUS HEMIANOPSIA. Stroke, tumor, demyelination.</w:t>
             </w:r>
           </w:p>
         </w:tc>
@@ -11486,7 +11486,7 @@
                 <w:i w:val="0"/>
                 <w:sz w:val="18"/>
               </w:rPr>
-              <w:t>Brainstem/cerebellum. GRADUAL onset · VERTICAL or NON-SUPPRESSIBLE nystagmus · NEUROLOGICAL DEFICITS PRESENT. Causes: BRAINSTEM STROKE, MULTIPLE SCLEROSIS, CEREBELLAR TUMOUR.</w:t>
+              <w:t>Brainstem/cerebellum. GRADUAL onset · VERTICAL or NON-SUPPRESSIBLE nystagmus · NEUROLOGICAL DEFICITS PRESENT. Causes: BRAINSTEM STROKE, MULTIPLE SCLEROSIS, CEREBELLAR TUMOR.</w:t>
             </w:r>
           </w:p>
         </w:tc>
@@ -11986,7 +11986,7 @@
                 <w:i w:val="0"/>
                 <w:sz w:val="18"/>
               </w:rPr>
-              <w:t>Not on a slide of its own. “That’s just the same thing, but just INFLAMMATION OF THE NERVE FIBRES. That’s the only difference.” Whole labyrinth → hearing goes too; NERVE ALONE → only balance.</w:t>
+              <w:t>Not on a slide of its own. “That’s just the same thing, but just INFLAMMATION OF THE NERVE FIBERS. That’s the only difference.” Whole labyrinth → hearing goes too; NERVE ALONE → only balance.</w:t>
             </w:r>
           </w:p>
         </w:tc>
@@ -12280,7 +12280,7 @@
                 <w:i w:val="0"/>
                 <w:sz w:val="18"/>
               </w:rPr>
-              <w:t>INNER EAR (cochlea) or CN VIII / central pathways. DESTRUCTION OF HAIR CELLS or AUDITORY NERVE FIBRES.</w:t>
+              <w:t>INNER EAR (cochlea) or CN VIII / central pathways. DESTRUCTION OF HAIR CELLS or AUDITORY NERVE FIBERS.</w:t>
             </w:r>
           </w:p>
         </w:tc>
@@ -12330,7 +12330,7 @@
                 <w:i w:val="0"/>
                 <w:sz w:val="18"/>
               </w:rPr>
-              <w:t>CONDUCTIVE: lateralises to the AFFECTED ear. SENSORINEURAL: lateralises to the UNAFFECTED ear. Why: a blockage stops competing room noise reaching that cochlea, so the bone-conducted tone has that ear to itself.</w:t>
+              <w:t>CONDUCTIVE: lateralizes to the AFFECTED ear. SENSORINEURAL: lateralizes to the UNAFFECTED ear. Why: a blockage stops competing room noise reaching that cochlea, so the bone-conducted tone has that ear to itself.</w:t>
             </w:r>
           </w:p>
         </w:tc>
@@ -12607,7 +12607,7 @@
                 <w:i w:val="0"/>
                 <w:sz w:val="18"/>
               </w:rPr>
-              <w:t>CHOLESTEATOMA — off-deck, he said know it</w:t>
+              <w:t>CHOLESTEATOMA — he said know it</w:t>
             </w:r>
           </w:p>
         </w:tc>
@@ -12630,7 +12630,7 @@
                 <w:i w:val="0"/>
                 <w:sz w:val="18"/>
               </w:rPr>
-              <w:t>“That’s not in this presentation, but YOU SHOULD KNOW ABOUT IT.” A CHOLESTEROL COLLECTION forming a small mass in the ear; usually needs SURGICAL removal. Sits under MASS LOADING.</w:t>
+              <w:t>A MASS LOADING cause: added TISSUE weight damps tympanic membrane and ossicular movement. KERATINIZED SQUAMOUS EPITHELIUM, NOT cholesterol and not a neoplasm (CMS ear deck); usually needs SURGICAL removal.</w:t>
             </w:r>
           </w:p>
         </w:tc>
@@ -12657,7 +12657,7 @@
                 <w:i w:val="0"/>
                 <w:sz w:val="18"/>
               </w:rPr>
-              <w:t>Transduction chain — memorise the order</w:t>
+              <w:t>Transduction chain — memorize the order</w:t>
             </w:r>
           </w:p>
         </w:tc>
@@ -13962,7 +13962,7 @@
                 <w:i w:val="0"/>
                 <w:sz w:val="18"/>
               </w:rPr>
-              <w:t>UNDER 4 WEEKS. Usually VIRAL (rhinovirus, influenza); secondary bacterial = STREP PNEUMONIAE or H. INFLUENZAE. PURULENT rhinorrhoea, facial pain, nasal congestion.</w:t>
+              <w:t>UNDER 4 WEEKS. Usually VIRAL (rhinovirus, influenza); secondary bacterial = STREP PNEUMONIAE or H. INFLUENZAE. PURULENT rhinorrhea, facial pain, nasal congestion.</w:t>
             </w:r>
           </w:p>
         </w:tc>
@@ -14062,7 +14062,7 @@
                 <w:i w:val="0"/>
                 <w:sz w:val="18"/>
               </w:rPr>
-              <w:t>IgE-MEDIATED TYPE 1 HYPERSENSITIVITY of nasal mucosa to inhaled allergens. CLEAR rhinorrhoea, nasal itching, sneezing, BOGGY TURBINATES, allergic “shiners”. (He de-scoped it: “plain vanilla… I don’t wanna ask about this.”)</w:t>
+              <w:t>IgE-MEDIATED TYPE 1 HYPERSENSITIVITY of nasal mucosa to inhaled allergens. CLEAR rhinorrhea, nasal itching, sneezing, BOGGY TURBINATES, allergic “shiners”. (He de-scoped it: “plain vanilla… I don’t wanna ask about this.”)</w:t>
             </w:r>
           </w:p>
         </w:tc>
@@ -14089,7 +14089,7 @@
                 <w:i w:val="0"/>
                 <w:sz w:val="18"/>
               </w:rPr>
-              <w:t>Discharge colour — fastest discriminator</w:t>
+              <w:t>Discharge color — fastest discriminator</w:t>
             </w:r>
           </w:p>
         </w:tc>
@@ -14162,7 +14162,7 @@
                 <w:i w:val="0"/>
                 <w:sz w:val="18"/>
               </w:rPr>
-              <w:t>NON-NEOPLASTIC, benign OEDEMATOUS masses from mucous membranes of the SINUS OSTIA or ETHMOID AIR CELLS. Not new tissue — existing mucosa waterlogged.</w:t>
+              <w:t>NON-NEOPLASTIC, benign EDEMATOUS masses from mucous membranes of the SINUS OSTIA or ETHMOID AIR CELLS. Not new tissue — existing mucosa waterlogged.</w:t>
             </w:r>
           </w:p>
         </w:tc>
@@ -14312,7 +14312,7 @@
                 <w:i w:val="0"/>
                 <w:sz w:val="18"/>
               </w:rPr>
-              <w:t>Enlargement of the INFERIOR turbinates from VENOUS SINUSOID ENGORGEMENT, MUCOSAL OEDEMA or BONY HYPERTROPHY. Triggers: allergic rhinitis, vasomotor instability, and REBOUND HYPERAEMIA from topical decongestants.</w:t>
+              <w:t>Enlargement of the INFERIOR turbinates from VENOUS SINUSOID ENGORGEMENT, MUCOSAL EDEMA or BONY HYPERTROPHY. Triggers: allergic rhinitis, vasomotor instability, and REBOUND HYPEREMIA from topical decongestants.</w:t>
             </w:r>
           </w:p>
         </w:tc>
@@ -14362,7 +14362,7 @@
                 <w:i w:val="0"/>
                 <w:sz w:val="18"/>
               </w:rPr>
-              <w:t>REBOUND HYPERAEMIA from OVERUSE OF TOPICAL DECONGESTANT SPRAYS — the spray produces the congestion it was bought to relieve.</w:t>
+              <w:t>REBOUND HYPEREMIA from OVERUSE OF TOPICAL DECONGESTANT SPRAYS — the spray produces the congestion it was bought to relieve.</w:t>
             </w:r>
           </w:p>
         </w:tc>
@@ -14462,7 +14462,7 @@
                 <w:i w:val="0"/>
                 <w:sz w:val="18"/>
               </w:rPr>
-              <w:t>CHRONIC OBSTRUCTION → mouth-breathing, aggravates SLEEP APNOEA · MUCOSAL DRYING + EPISTAXIS from TURBULENT airflow · OLFACTORY DYSFUNCTION because air FAILS TO REACH THE CRIBRIFORM PLATE · SINUS OSTIA BLOCKAGE → mucus stasis, hypoxia, secondary bacterial rhinosinusitis.</w:t>
+              <w:t>CHRONIC OBSTRUCTION → mouth-breathing, aggravates SLEEP APNEA · MUCOSAL DRYING + EPISTAXIS from TURBULENT airflow · OLFACTORY DYSFUNCTION because air FAILS TO REACH THE CRIBRIFORM PLATE · SINUS OSTIA BLOCKAGE → mucus stasis, hypoxia, secondary bacterial rhinosinusitis.</w:t>
             </w:r>
           </w:p>
         </w:tc>
@@ -14562,7 +14562,7 @@
                 <w:i w:val="0"/>
                 <w:sz w:val="18"/>
               </w:rPr>
-              <w:t>Source: KIESSELBACH’S PLEXUS, anterior septum. Aetiology all LOCAL: digital trauma, LOW HUMIDITY, localised mucosal erosion, mild rhinitis. Unilateral anterior bleeding.</w:t>
+              <w:t>Source: KIESSELBACH’S PLEXUS, anterior septum. Etiology all LOCAL: digital trauma, LOW HUMIDITY, localized mucosal erosion, mild rhinitis. Unilateral anterior bleeding.</w:t>
             </w:r>
           </w:p>
         </w:tc>
@@ -14612,7 +14612,7 @@
                 <w:i w:val="0"/>
                 <w:sz w:val="18"/>
               </w:rPr>
-              <w:t>Source: WOODRUFF’S PLEXUS, posterolateral wall. Aetiology all SYSTEMIC: HYPERTENSION, ATHEROSCLEROSIS, ANTICOAGULANT THERAPY, COAGULOPATHY. PROFUSE bleeding down the posterior pharynx, AIRWAY RISK.</w:t>
+              <w:t>Source: WOODRUFF’S PLEXUS, posterolateral wall. Etiology all SYSTEMIC: HYPERTENSION, ATHEROSCLEROSIS, ANTICOAGULANT THERAPY, COAGULOPATHY. PROFUSE bleeding down the posterior pharynx, AIRWAY RISK.</w:t>
             </w:r>
           </w:p>
         </w:tc>
@@ -14856,7 +14856,7 @@
                 <w:i w:val="0"/>
                 <w:sz w:val="18"/>
               </w:rPr>
-              <w:t>UNILATERAL, soft/fluid-filled or vascular, PEDUNCULATED, on the MIDDLE THIRD of the true cord. From ACUTE SEVERE voice strain or VOCAL CORD HAEMORRHAGE → localised inflammatory healing response.</w:t>
+              <w:t>UNILATERAL, soft/fluid-filled or vascular, PEDUNCULATED, on the MIDDLE THIRD of the true cord. From ACUTE SEVERE voice strain or VOCAL CORD HEMORRHAGE → localized inflammatory healing response.</w:t>
             </w:r>
           </w:p>
         </w:tc>
@@ -15326,33 +15326,7 @@
           <w:b w:val="0"/>
           <w:i w:val="0"/>
         </w:rPr>
-        <w:t>← Back to Homepage</w:t>
-      </w:r>
-    </w:p>
-    <w:p>
-      <w:pPr>
-        <w:spacing w:after="120"/>
-      </w:pPr>
-      <w:r>
-        <w:rPr>
-          <w:b w:val="0"/>
-          <w:i w:val="0"/>
-        </w:rPr>
-        <w:t xml:space="preserve">★ </w:t>
-      </w:r>
-      <w:r>
-        <w:rPr>
-          <w:b w:val="0"/>
-          <w:i w:val="0"/>
-        </w:rPr>
-        <w:t>If you see any mistakes, click here to report it</w:t>
-      </w:r>
-      <w:r>
-        <w:rPr>
-          <w:b w:val="0"/>
-          <w:i w:val="0"/>
-        </w:rPr>
-        <w:t xml:space="preserve"> ★</w:t>
+        <w:t xml:space="preserve"> Condensed from the Clinical Pathophysiology I Exam 1 Study Guide (Class of 2028). For the full explanation and figures behind any of these, see the full guide. Further sections are added as each Exam 1 lecture is posted. </w:t>
       </w:r>
     </w:p>
     <w:sectPr>
